--- a/QP_MDP_T1_PYTHON-I_SEM-I_2026/SET C_T1_PYTHON-1_TEST PAPER_SEM I_MDP.docx
+++ b/QP_MDP_T1_PYTHON-I_SEM-I_2026/SET C_T1_PYTHON-1_TEST PAPER_SEM I_MDP.docx
@@ -1222,7 +1222,7 @@
       </w:tr>
       <w:tr>
         <w:trPr>
-          <w:trHeight w:val="240"/>
+          <w:trHeight w:val="677"/>
         </w:trPr>
         <w:tc>
           <w:tcPr>
@@ -1320,7 +1320,7 @@
                 <w:sz w:val="20"/>
                 <w:szCs w:val="20"/>
               </w:rPr>
-              <w:t xml:space="preserve">10</w:t>
+              <w:t xml:space="preserve">(10)</w:t>
             </w:r>
           </w:p>
         </w:tc>
@@ -1355,7 +1355,7 @@
       </w:tr>
       <w:tr>
         <w:trPr>
-          <w:trHeight w:val="240"/>
+          <w:trHeight w:val="677"/>
         </w:trPr>
         <w:tc>
           <w:tcPr>
@@ -1425,7 +1425,7 @@
                 <w:sz w:val="22"/>
                 <w:szCs w:val="22"/>
               </w:rPr>
-              <w:t xml:space="preserve">What will be the output of the following program on execution?</w:t>
+              <w:t xml:space="preserve">What are the values of the following Python expressions?</w:t>
             </w:r>
           </w:p>
           <w:p>
@@ -1439,7 +1439,7 @@
                 <w:sz w:val="18"/>
                 <w:szCs w:val="18"/>
               </w:rPr>
-              <w:t xml:space="preserve">a=0</w:t>
+              <w:t xml:space="preserve">2**(3**2)</w:t>
             </w:r>
           </w:p>
           <w:p>
@@ -1453,7 +1453,7 @@
                 <w:sz w:val="18"/>
                 <w:szCs w:val="18"/>
               </w:rPr>
-              <w:t xml:space="preserve">b=6</w:t>
+              <w:t xml:space="preserve">(2**3)**2</w:t>
             </w:r>
           </w:p>
           <w:p>
@@ -1467,21 +1467,7 @@
                 <w:sz w:val="18"/>
                 <w:szCs w:val="18"/>
               </w:rPr>
-              <w:t xml:space="preserve">x=(a or b) or ((a and a) or (a and b))</w:t>
-            </w:r>
-          </w:p>
-          <w:p>
-            <w:pPr>
-              <w:spacing w:after="0" w:line="216" w:lineRule="exact"/>
-              <w:ind w:left="180"/>
-            </w:pPr>
-            <w:r>
-              <w:rPr>
-                <w:rFonts w:ascii="Courier New" w:hAnsi="Courier New" w:cs="Courier New"/>
-                <w:sz w:val="18"/>
-                <w:szCs w:val="18"/>
-              </w:rPr>
-              <w:t xml:space="preserve">print(x)</w:t>
+              <w:t xml:space="preserve">2**3**2</w:t>
             </w:r>
           </w:p>
           <w:p>
@@ -1498,7 +1484,7 @@
                 <w:sz w:val="20"/>
                 <w:szCs w:val="20"/>
               </w:rPr>
-              <w:t xml:space="preserve">(A) None</w:t>
+              <w:t xml:space="preserve">(a) 64, 512, 64</w:t>
             </w:r>
             <w:r>
               <w:rPr>
@@ -1514,7 +1500,7 @@
                 <w:sz w:val="20"/>
                 <w:szCs w:val="20"/>
               </w:rPr>
-              <w:t xml:space="preserve">(B) 0</w:t>
+              <w:t xml:space="preserve">(b) 64, 64, 64</w:t>
             </w:r>
             <w:r>
               <w:rPr>
@@ -1530,7 +1516,7 @@
                 <w:sz w:val="20"/>
                 <w:szCs w:val="20"/>
               </w:rPr>
-              <w:t xml:space="preserve">(C) False</w:t>
+              <w:t xml:space="preserve">(c) 512, 64, 512</w:t>
             </w:r>
           </w:p>
           <w:p>
@@ -1547,7 +1533,7 @@
                 <w:sz w:val="20"/>
                 <w:szCs w:val="20"/>
               </w:rPr>
-              <w:t xml:space="preserve">(D) True</w:t>
+              <w:t xml:space="preserve">(d) 512, 512, 512</w:t>
             </w:r>
             <w:r>
               <w:rPr>
@@ -1563,7 +1549,7 @@
                 <w:sz w:val="20"/>
                 <w:szCs w:val="20"/>
               </w:rPr>
-              <w:t xml:space="preserve">(E) 6</w:t>
+              <w:t xml:space="preserve">(e) Error</w:t>
             </w:r>
             <w:r>
               <w:rPr>
@@ -1579,7 +1565,7 @@
                 <w:sz w:val="20"/>
                 <w:szCs w:val="20"/>
               </w:rPr>
-              <w:t xml:space="preserve">(F) Error</w:t>
+              <w:t xml:space="preserve">(f) None of the above</w:t>
             </w:r>
           </w:p>
         </w:tc>
@@ -1642,7 +1628,7 @@
       </w:tr>
       <w:tr>
         <w:trPr>
-          <w:trHeight w:val="240"/>
+          <w:trHeight w:val="677"/>
         </w:trPr>
         <w:tc>
           <w:tcPr>
@@ -1712,7 +1698,7 @@
                 <w:sz w:val="22"/>
                 <w:szCs w:val="22"/>
               </w:rPr>
-              <w:t xml:space="preserve">What is the output of the following code?</w:t>
+              <w:t xml:space="preserve">What should be the output of the following python code snippet?</w:t>
             </w:r>
           </w:p>
           <w:p>
@@ -1726,7 +1712,7 @@
                 <w:sz w:val="18"/>
                 <w:szCs w:val="18"/>
               </w:rPr>
-              <w:t xml:space="preserve">n=10</w:t>
+              <w:t xml:space="preserve">a=5</w:t>
             </w:r>
           </w:p>
           <w:p>
@@ -1740,7 +1726,7 @@
                 <w:sz w:val="18"/>
                 <w:szCs w:val="18"/>
               </w:rPr>
-              <w:t xml:space="preserve">i=1</w:t>
+              <w:t xml:space="preserve">b=7</w:t>
             </w:r>
           </w:p>
           <w:p>
@@ -1754,13 +1740,13 @@
                 <w:sz w:val="18"/>
                 <w:szCs w:val="18"/>
               </w:rPr>
-              <w:t xml:space="preserve">while(i&lt;=n):</w:t>
+              <w:t xml:space="preserve">c=2</w:t>
             </w:r>
           </w:p>
           <w:p>
             <w:pPr>
               <w:spacing w:after="0" w:line="216" w:lineRule="exact"/>
-              <w:ind w:left="360"/>
+              <w:ind w:left="180"/>
             </w:pPr>
             <w:r>
               <w:rPr>
@@ -1768,7 +1754,7 @@
                 <w:sz w:val="18"/>
                 <w:szCs w:val="18"/>
               </w:rPr>
-              <w:t xml:space="preserve">k=0</w:t>
+              <w:t xml:space="preserve">if a&gt;b:</w:t>
             </w:r>
           </w:p>
           <w:p>
@@ -1782,13 +1768,13 @@
                 <w:sz w:val="18"/>
                 <w:szCs w:val="18"/>
               </w:rPr>
-              <w:t xml:space="preserve">if(n%i==0):</w:t>
+              <w:t xml:space="preserve">a,b = b,a</w:t>
             </w:r>
           </w:p>
           <w:p>
             <w:pPr>
               <w:spacing w:after="0" w:line="216" w:lineRule="exact"/>
-              <w:ind w:left="540"/>
+              <w:ind w:left="180"/>
             </w:pPr>
             <w:r>
               <w:rPr>
@@ -1796,13 +1782,13 @@
                 <w:sz w:val="18"/>
                 <w:szCs w:val="18"/>
               </w:rPr>
-              <w:t xml:space="preserve">j=1</w:t>
+              <w:t xml:space="preserve">if a&gt;c:</w:t>
             </w:r>
           </w:p>
           <w:p>
             <w:pPr>
               <w:spacing w:after="0" w:line="216" w:lineRule="exact"/>
-              <w:ind w:left="540"/>
+              <w:ind w:left="360"/>
             </w:pPr>
             <w:r>
               <w:rPr>
@@ -1810,13 +1796,13 @@
                 <w:sz w:val="18"/>
                 <w:szCs w:val="18"/>
               </w:rPr>
-              <w:t xml:space="preserve">while(j&lt;=i):</w:t>
+              <w:t xml:space="preserve">a,c = c,a</w:t>
             </w:r>
           </w:p>
           <w:p>
             <w:pPr>
               <w:spacing w:after="0" w:line="216" w:lineRule="exact"/>
-              <w:ind w:left="720"/>
+              <w:ind w:left="180"/>
             </w:pPr>
             <w:r>
               <w:rPr>
@@ -1824,13 +1810,13 @@
                 <w:sz w:val="18"/>
                 <w:szCs w:val="18"/>
               </w:rPr>
-              <w:t xml:space="preserve">if(i%j==0):</w:t>
+              <w:t xml:space="preserve">if b&gt;c:</w:t>
             </w:r>
           </w:p>
           <w:p>
             <w:pPr>
               <w:spacing w:after="0" w:line="216" w:lineRule="exact"/>
-              <w:ind w:left="900"/>
+              <w:ind w:left="360"/>
             </w:pPr>
             <w:r>
               <w:rPr>
@@ -1838,13 +1824,13 @@
                 <w:sz w:val="18"/>
                 <w:szCs w:val="18"/>
               </w:rPr>
-              <w:t xml:space="preserve">k=k+1</w:t>
+              <w:t xml:space="preserve">b,c = c,b</w:t>
             </w:r>
           </w:p>
           <w:p>
             <w:pPr>
               <w:spacing w:after="0" w:line="216" w:lineRule="exact"/>
-              <w:ind w:left="720"/>
+              <w:ind w:left="180"/>
             </w:pPr>
             <w:r>
               <w:rPr>
@@ -1852,49 +1838,7 @@
                 <w:sz w:val="18"/>
                 <w:szCs w:val="18"/>
               </w:rPr>
-              <w:t xml:space="preserve">j=j+1</w:t>
-            </w:r>
-          </w:p>
-          <w:p>
-            <w:pPr>
-              <w:spacing w:after="0" w:line="216" w:lineRule="exact"/>
-              <w:ind w:left="540"/>
-            </w:pPr>
-            <w:r>
-              <w:rPr>
-                <w:rFonts w:ascii="Courier New" w:hAnsi="Courier New" w:cs="Courier New"/>
-                <w:sz w:val="18"/>
-                <w:szCs w:val="18"/>
-              </w:rPr>
-              <w:t xml:space="preserve">if(k==2):</w:t>
-            </w:r>
-          </w:p>
-          <w:p>
-            <w:pPr>
-              <w:spacing w:after="0" w:line="216" w:lineRule="exact"/>
-              <w:ind w:left="720"/>
-            </w:pPr>
-            <w:r>
-              <w:rPr>
-                <w:rFonts w:ascii="Courier New" w:hAnsi="Courier New" w:cs="Courier New"/>
-                <w:sz w:val="18"/>
-                <w:szCs w:val="18"/>
-              </w:rPr>
-              <w:t xml:space="preserve">print(i,end=" ")</w:t>
-            </w:r>
-          </w:p>
-          <w:p>
-            <w:pPr>
-              <w:spacing w:after="0" w:line="216" w:lineRule="exact"/>
-              <w:ind w:left="360"/>
-            </w:pPr>
-            <w:r>
-              <w:rPr>
-                <w:rFonts w:ascii="Courier New" w:hAnsi="Courier New" w:cs="Courier New"/>
-                <w:sz w:val="18"/>
-                <w:szCs w:val="18"/>
-              </w:rPr>
-              <w:t xml:space="preserve">i=i+1</w:t>
+              <w:t xml:space="preserve">print(a,b,c,end=",")</w:t>
             </w:r>
           </w:p>
           <w:p>
@@ -1911,7 +1855,7 @@
                 <w:sz w:val="20"/>
                 <w:szCs w:val="20"/>
               </w:rPr>
-              <w:t xml:space="preserve">(A) 2 3 5 7</w:t>
+              <w:t xml:space="preserve">(a) 7 5 2</w:t>
             </w:r>
             <w:r>
               <w:rPr>
@@ -1927,7 +1871,7 @@
                 <w:sz w:val="20"/>
                 <w:szCs w:val="20"/>
               </w:rPr>
-              <w:t xml:space="preserve">(B) 1 2 5 10</w:t>
+              <w:t xml:space="preserve">(b) 2 7 5</w:t>
             </w:r>
             <w:r>
               <w:rPr>
@@ -1943,7 +1887,7 @@
                 <w:sz w:val="20"/>
                 <w:szCs w:val="20"/>
               </w:rPr>
-              <w:t xml:space="preserve">(C) 2 5</w:t>
+              <w:t xml:space="preserve">(c) 5 2 7</w:t>
             </w:r>
           </w:p>
           <w:p>
@@ -1960,7 +1904,7 @@
                 <w:sz w:val="20"/>
                 <w:szCs w:val="20"/>
               </w:rPr>
-              <w:t xml:space="preserve">(D) 10 20</w:t>
+              <w:t xml:space="preserve">(d) 2 5 7</w:t>
             </w:r>
             <w:r>
               <w:rPr>
@@ -1976,7 +1920,7 @@
                 <w:sz w:val="20"/>
                 <w:szCs w:val="20"/>
               </w:rPr>
-              <w:t xml:space="preserve">(E) 5 10</w:t>
+              <w:t xml:space="preserve">(e) Error</w:t>
             </w:r>
             <w:r>
               <w:rPr>
@@ -1992,7 +1936,7 @@
                 <w:sz w:val="20"/>
                 <w:szCs w:val="20"/>
               </w:rPr>
-              <w:t xml:space="preserve">(F) 2 5 10</w:t>
+              <w:t xml:space="preserve">(f) None of the above</w:t>
             </w:r>
           </w:p>
         </w:tc>
@@ -2048,14 +1992,14 @@
                 <w:sz w:val="20"/>
                 <w:szCs w:val="20"/>
               </w:rPr>
-              <w:t xml:space="preserve">N</w:t>
+              <w:t xml:space="preserve">A</w:t>
             </w:r>
           </w:p>
         </w:tc>
       </w:tr>
       <w:tr>
         <w:trPr>
-          <w:trHeight w:val="240"/>
+          <w:trHeight w:val="677"/>
         </w:trPr>
         <w:tc>
           <w:tcPr>
@@ -2226,7 +2170,7 @@
                 <w:sz w:val="20"/>
                 <w:szCs w:val="20"/>
               </w:rPr>
-              <w:t xml:space="preserve">(A) Small</w:t>
+              <w:t xml:space="preserve">(a) Small</w:t>
             </w:r>
             <w:r>
               <w:rPr>
@@ -2242,7 +2186,7 @@
                 <w:sz w:val="20"/>
                 <w:szCs w:val="20"/>
               </w:rPr>
-              <w:t xml:space="preserve">(B) Large</w:t>
+              <w:t xml:space="preserve">(b) Large</w:t>
             </w:r>
             <w:r>
               <w:rPr>
@@ -2258,7 +2202,7 @@
                 <w:sz w:val="20"/>
                 <w:szCs w:val="20"/>
               </w:rPr>
-              <w:t xml:space="preserve">(C) No output</w:t>
+              <w:t xml:space="preserve">(c) 8</w:t>
             </w:r>
           </w:p>
           <w:p>
@@ -2275,7 +2219,7 @@
                 <w:sz w:val="20"/>
                 <w:szCs w:val="20"/>
               </w:rPr>
-              <w:t xml:space="preserve">(D) 8</w:t>
+              <w:t xml:space="preserve">(d) 4</w:t>
             </w:r>
             <w:r>
               <w:rPr>
@@ -2291,7 +2235,7 @@
                 <w:sz w:val="20"/>
                 <w:szCs w:val="20"/>
               </w:rPr>
-              <w:t xml:space="preserve">(E) Error</w:t>
+              <w:t xml:space="preserve">(e) Error</w:t>
             </w:r>
             <w:r>
               <w:rPr>
@@ -2307,7 +2251,7 @@
                 <w:sz w:val="20"/>
                 <w:szCs w:val="20"/>
               </w:rPr>
-              <w:t xml:space="preserve">(F) 4</w:t>
+              <w:t xml:space="preserve">(f) None of the above</w:t>
             </w:r>
           </w:p>
         </w:tc>
@@ -2370,7 +2314,7 @@
       </w:tr>
       <w:tr>
         <w:trPr>
-          <w:trHeight w:val="240"/>
+          <w:trHeight w:val="677"/>
         </w:trPr>
         <w:tc>
           <w:tcPr>
@@ -2499,7 +2443,7 @@
                 <w:sz w:val="20"/>
                 <w:szCs w:val="20"/>
               </w:rPr>
-              <w:t xml:space="preserve">(A) 60</w:t>
+              <w:t xml:space="preserve">(a) 0</w:t>
             </w:r>
             <w:r>
               <w:rPr>
@@ -2515,7 +2459,7 @@
                 <w:sz w:val="20"/>
                 <w:szCs w:val="20"/>
               </w:rPr>
-              <w:t xml:space="preserve">(B) 0</w:t>
+              <w:t xml:space="preserve">(b) 60</w:t>
             </w:r>
             <w:r>
               <w:rPr>
@@ -2531,7 +2475,7 @@
                 <w:sz w:val="20"/>
                 <w:szCs w:val="20"/>
               </w:rPr>
-              <w:t xml:space="preserve">(C) 1</w:t>
+              <w:t xml:space="preserve">(c) 50</w:t>
             </w:r>
           </w:p>
           <w:p>
@@ -2548,7 +2492,7 @@
                 <w:sz w:val="20"/>
                 <w:szCs w:val="20"/>
               </w:rPr>
-              <w:t xml:space="preserve">(D) 50</w:t>
+              <w:t xml:space="preserve">(d) 60.0</w:t>
             </w:r>
             <w:r>
               <w:rPr>
@@ -2564,7 +2508,7 @@
                 <w:sz w:val="20"/>
                 <w:szCs w:val="20"/>
               </w:rPr>
-              <w:t xml:space="preserve">(E) 60.0</w:t>
+              <w:t xml:space="preserve">(e) Error</w:t>
             </w:r>
             <w:r>
               <w:rPr>
@@ -2580,7 +2524,7 @@
                 <w:sz w:val="20"/>
                 <w:szCs w:val="20"/>
               </w:rPr>
-              <w:t xml:space="preserve">(F) Error</w:t>
+              <w:t xml:space="preserve">(f) None of the above</w:t>
             </w:r>
           </w:p>
         </w:tc>
@@ -2643,7 +2587,7 @@
       </w:tr>
       <w:tr>
         <w:trPr>
-          <w:trHeight w:val="240"/>
+          <w:trHeight w:val="677"/>
         </w:trPr>
         <w:tc>
           <w:tcPr>
@@ -2741,13 +2685,13 @@
                 <w:sz w:val="18"/>
                 <w:szCs w:val="18"/>
               </w:rPr>
-              <w:t xml:space="preserve">count=0</w:t>
+              <w:t xml:space="preserve">while x&lt;10:</w:t>
             </w:r>
           </w:p>
           <w:p>
             <w:pPr>
               <w:spacing w:after="0" w:line="216" w:lineRule="exact"/>
-              <w:ind w:left="180"/>
+              <w:ind w:left="360"/>
             </w:pPr>
             <w:r>
               <w:rPr>
@@ -2755,13 +2699,13 @@
                 <w:sz w:val="18"/>
                 <w:szCs w:val="18"/>
               </w:rPr>
-              <w:t xml:space="preserve">while x&lt;15:</w:t>
+              <w:t xml:space="preserve">if x%3==0:</w:t>
             </w:r>
           </w:p>
           <w:p>
             <w:pPr>
               <w:spacing w:after="0" w:line="216" w:lineRule="exact"/>
-              <w:ind w:left="360"/>
+              <w:ind w:left="540"/>
             </w:pPr>
             <w:r>
               <w:rPr>
@@ -2769,7 +2713,7 @@
                 <w:sz w:val="18"/>
                 <w:szCs w:val="18"/>
               </w:rPr>
-              <w:t xml:space="preserve">if x%2==0:</w:t>
+              <w:t xml:space="preserve">x+=5</w:t>
             </w:r>
           </w:p>
           <w:p>
@@ -2783,13 +2727,13 @@
                 <w:sz w:val="18"/>
                 <w:szCs w:val="18"/>
               </w:rPr>
-              <w:t xml:space="preserve">x+=1</w:t>
+              <w:t xml:space="preserve">continue</w:t>
             </w:r>
           </w:p>
           <w:p>
             <w:pPr>
               <w:spacing w:after="0" w:line="216" w:lineRule="exact"/>
-              <w:ind w:left="540"/>
+              <w:ind w:left="360"/>
             </w:pPr>
             <w:r>
               <w:rPr>
@@ -2797,13 +2741,13 @@
                 <w:sz w:val="18"/>
                 <w:szCs w:val="18"/>
               </w:rPr>
-              <w:t xml:space="preserve">continue</w:t>
+              <w:t xml:space="preserve">if x%2==0:</w:t>
             </w:r>
           </w:p>
           <w:p>
             <w:pPr>
               <w:spacing w:after="0" w:line="216" w:lineRule="exact"/>
-              <w:ind w:left="360"/>
+              <w:ind w:left="540"/>
             </w:pPr>
             <w:r>
               <w:rPr>
@@ -2811,13 +2755,13 @@
                 <w:sz w:val="18"/>
                 <w:szCs w:val="18"/>
               </w:rPr>
-              <w:t xml:space="preserve">if x%3==0:</w:t>
+              <w:t xml:space="preserve">x+=14</w:t>
             </w:r>
           </w:p>
           <w:p>
             <w:pPr>
               <w:spacing w:after="0" w:line="216" w:lineRule="exact"/>
-              <w:ind w:left="540"/>
+              <w:ind w:left="360"/>
             </w:pPr>
             <w:r>
               <w:rPr>
@@ -2825,7 +2769,7 @@
                 <w:sz w:val="18"/>
                 <w:szCs w:val="18"/>
               </w:rPr>
-              <w:t xml:space="preserve">x+=1</w:t>
+              <w:t xml:space="preserve">else:</w:t>
             </w:r>
           </w:p>
           <w:p>
@@ -2839,13 +2783,13 @@
                 <w:sz w:val="18"/>
                 <w:szCs w:val="18"/>
               </w:rPr>
-              <w:t xml:space="preserve">continue</w:t>
+              <w:t xml:space="preserve">x+=1</w:t>
             </w:r>
           </w:p>
           <w:p>
             <w:pPr>
               <w:spacing w:after="0" w:line="216" w:lineRule="exact"/>
-              <w:ind w:left="360"/>
+              <w:ind w:left="180"/>
             </w:pPr>
             <w:r>
               <w:rPr>
@@ -2853,13 +2797,13 @@
                 <w:sz w:val="18"/>
                 <w:szCs w:val="18"/>
               </w:rPr>
-              <w:t xml:space="preserve">if count==5:</w:t>
+              <w:t xml:space="preserve">else:</w:t>
             </w:r>
           </w:p>
           <w:p>
             <w:pPr>
               <w:spacing w:after="0" w:line="216" w:lineRule="exact"/>
-              <w:ind w:left="540"/>
+              <w:ind w:left="360"/>
             </w:pPr>
             <w:r>
               <w:rPr>
@@ -2867,13 +2811,13 @@
                 <w:sz w:val="18"/>
                 <w:szCs w:val="18"/>
               </w:rPr>
-              <w:t xml:space="preserve">break</w:t>
+              <w:t xml:space="preserve">x+=1</w:t>
             </w:r>
           </w:p>
           <w:p>
             <w:pPr>
               <w:spacing w:after="0" w:line="216" w:lineRule="exact"/>
-              <w:ind w:left="360"/>
+              <w:ind w:left="180"/>
             </w:pPr>
             <w:r>
               <w:rPr>
@@ -2881,21 +2825,7 @@
                 <w:sz w:val="18"/>
                 <w:szCs w:val="18"/>
               </w:rPr>
-              <w:t xml:space="preserve">count+=1</w:t>
-            </w:r>
-          </w:p>
-          <w:p>
-            <w:pPr>
-              <w:spacing w:after="0" w:line="216" w:lineRule="exact"/>
-              <w:ind w:left="180"/>
-            </w:pPr>
-            <w:r>
-              <w:rPr>
-                <w:rFonts w:ascii="Courier New" w:hAnsi="Courier New" w:cs="Courier New"/>
-                <w:sz w:val="18"/>
-                <w:szCs w:val="18"/>
-              </w:rPr>
-              <w:t xml:space="preserve">print(x,count)</w:t>
+              <w:t xml:space="preserve">print(x)</w:t>
             </w:r>
           </w:p>
           <w:p>
@@ -2912,7 +2842,7 @@
                 <w:sz w:val="20"/>
                 <w:szCs w:val="20"/>
               </w:rPr>
-              <w:t xml:space="preserve">(A) 1 5</w:t>
+              <w:t xml:space="preserve">(a) 10</w:t>
             </w:r>
             <w:r>
               <w:rPr>
@@ -2928,7 +2858,7 @@
                 <w:sz w:val="20"/>
                 <w:szCs w:val="20"/>
               </w:rPr>
-              <w:t xml:space="preserve">(B) 5 5</w:t>
+              <w:t xml:space="preserve">(b) 12</w:t>
             </w:r>
             <w:r>
               <w:rPr>
@@ -2944,7 +2874,7 @@
                 <w:sz w:val="20"/>
                 <w:szCs w:val="20"/>
               </w:rPr>
-              <w:t xml:space="preserve">(C) 14 5</w:t>
+              <w:t xml:space="preserve">(c) 11</w:t>
             </w:r>
           </w:p>
           <w:p>
@@ -2961,7 +2891,7 @@
                 <w:sz w:val="20"/>
                 <w:szCs w:val="20"/>
               </w:rPr>
-              <w:t xml:space="preserve">(D) 0 5</w:t>
+              <w:t xml:space="preserve">(d) 0</w:t>
             </w:r>
             <w:r>
               <w:rPr>
@@ -2977,7 +2907,7 @@
                 <w:sz w:val="20"/>
                 <w:szCs w:val="20"/>
               </w:rPr>
-              <w:t xml:space="preserve">(E) 16 5</w:t>
+              <w:t xml:space="preserve">(e) Error</w:t>
             </w:r>
             <w:r>
               <w:rPr>
@@ -2993,7 +2923,7 @@
                 <w:sz w:val="20"/>
                 <w:szCs w:val="20"/>
               </w:rPr>
-              <w:t xml:space="preserve">(F) 15 5</w:t>
+              <w:t xml:space="preserve">(f) None of the above</w:t>
             </w:r>
           </w:p>
         </w:tc>
@@ -3049,14 +2979,14 @@
                 <w:sz w:val="20"/>
                 <w:szCs w:val="20"/>
               </w:rPr>
-              <w:t xml:space="preserve">N</w:t>
+              <w:t xml:space="preserve">A</w:t>
             </w:r>
           </w:p>
         </w:tc>
       </w:tr>
       <w:tr>
         <w:trPr>
-          <w:trHeight w:val="240"/>
+          <w:trHeight w:val="677"/>
         </w:trPr>
         <w:tc>
           <w:tcPr>
@@ -3143,7 +3073,7 @@
                 <w:sz w:val="20"/>
                 <w:szCs w:val="20"/>
               </w:rPr>
-              <w:t xml:space="preserve">(A) Loader</w:t>
+              <w:t xml:space="preserve">(a) Machine language</w:t>
             </w:r>
             <w:r>
               <w:rPr>
@@ -3159,7 +3089,7 @@
                 <w:sz w:val="20"/>
                 <w:szCs w:val="20"/>
               </w:rPr>
-              <w:t xml:space="preserve">(B) Compiler</w:t>
+              <w:t xml:space="preserve">(b) Interpreter</w:t>
             </w:r>
             <w:r>
               <w:rPr>
@@ -3175,7 +3105,7 @@
                 <w:sz w:val="20"/>
                 <w:szCs w:val="20"/>
               </w:rPr>
-              <w:t xml:space="preserve">(C) Interpreter</w:t>
+              <w:t xml:space="preserve">(c) Assembler</w:t>
             </w:r>
           </w:p>
           <w:p>
@@ -3192,7 +3122,7 @@
                 <w:sz w:val="20"/>
                 <w:szCs w:val="20"/>
               </w:rPr>
-              <w:t xml:space="preserve">(D) Assembler</w:t>
+              <w:t xml:space="preserve">(d) Compiler</w:t>
             </w:r>
             <w:r>
               <w:rPr>
@@ -3208,7 +3138,7 @@
                 <w:sz w:val="20"/>
                 <w:szCs w:val="20"/>
               </w:rPr>
-              <w:t xml:space="preserve">(E) Linker</w:t>
+              <w:t xml:space="preserve">(e) Linker</w:t>
             </w:r>
             <w:r>
               <w:rPr>
@@ -3224,7 +3154,7 @@
                 <w:sz w:val="20"/>
                 <w:szCs w:val="20"/>
               </w:rPr>
-              <w:t xml:space="preserve">(F) Machine language</w:t>
+              <w:t xml:space="preserve">(f) Loader</w:t>
             </w:r>
           </w:p>
         </w:tc>
@@ -3287,7 +3217,7 @@
       </w:tr>
       <w:tr>
         <w:trPr>
-          <w:trHeight w:val="240"/>
+          <w:trHeight w:val="677"/>
         </w:trPr>
         <w:tc>
           <w:tcPr>
@@ -3357,7 +3287,7 @@
                 <w:sz w:val="22"/>
                 <w:szCs w:val="22"/>
               </w:rPr>
-              <w:t xml:space="preserve">What will be the output of the following program on execution?</w:t>
+              <w:t xml:space="preserve">Given the nested if-else structure below, what will be the value of x after code execution completes?</w:t>
             </w:r>
           </w:p>
           <w:p>
@@ -3371,7 +3301,7 @@
                 <w:sz w:val="18"/>
                 <w:szCs w:val="18"/>
               </w:rPr>
-              <w:t xml:space="preserve">x=0</w:t>
+              <w:t xml:space="preserve">x = 0</w:t>
             </w:r>
           </w:p>
           <w:p>
@@ -3385,13 +3315,13 @@
                 <w:sz w:val="18"/>
                 <w:szCs w:val="18"/>
               </w:rPr>
-              <w:t xml:space="preserve">while x&lt;10:</w:t>
+              <w:t xml:space="preserve">a = 0</w:t>
             </w:r>
           </w:p>
           <w:p>
             <w:pPr>
               <w:spacing w:after="0" w:line="216" w:lineRule="exact"/>
-              <w:ind w:left="360"/>
+              <w:ind w:left="180"/>
             </w:pPr>
             <w:r>
               <w:rPr>
@@ -3399,13 +3329,13 @@
                 <w:sz w:val="18"/>
                 <w:szCs w:val="18"/>
               </w:rPr>
-              <w:t xml:space="preserve">if x%3==0:</w:t>
+              <w:t xml:space="preserve">b = -5</w:t>
             </w:r>
           </w:p>
           <w:p>
             <w:pPr>
               <w:spacing w:after="0" w:line="216" w:lineRule="exact"/>
-              <w:ind w:left="540"/>
+              <w:ind w:left="180"/>
             </w:pPr>
             <w:r>
               <w:rPr>
@@ -3413,13 +3343,13 @@
                 <w:sz w:val="18"/>
                 <w:szCs w:val="18"/>
               </w:rPr>
-              <w:t xml:space="preserve">x+=5</w:t>
+              <w:t xml:space="preserve">if a &gt; 0:</w:t>
             </w:r>
           </w:p>
           <w:p>
             <w:pPr>
               <w:spacing w:after="0" w:line="216" w:lineRule="exact"/>
-              <w:ind w:left="540"/>
+              <w:ind w:left="360"/>
             </w:pPr>
             <w:r>
               <w:rPr>
@@ -3427,13 +3357,13 @@
                 <w:sz w:val="18"/>
                 <w:szCs w:val="18"/>
               </w:rPr>
-              <w:t xml:space="preserve">continue</w:t>
+              <w:t xml:space="preserve">if b &lt; 0:</w:t>
             </w:r>
           </w:p>
           <w:p>
             <w:pPr>
               <w:spacing w:after="0" w:line="216" w:lineRule="exact"/>
-              <w:ind w:left="360"/>
+              <w:ind w:left="540"/>
             </w:pPr>
             <w:r>
               <w:rPr>
@@ -3441,13 +3371,13 @@
                 <w:sz w:val="18"/>
                 <w:szCs w:val="18"/>
               </w:rPr>
-              <w:t xml:space="preserve">if x%2==0:</w:t>
+              <w:t xml:space="preserve">x = x + 5</w:t>
             </w:r>
           </w:p>
           <w:p>
             <w:pPr>
               <w:spacing w:after="0" w:line="216" w:lineRule="exact"/>
-              <w:ind w:left="540"/>
+              <w:ind w:left="360"/>
             </w:pPr>
             <w:r>
               <w:rPr>
@@ -3455,13 +3385,13 @@
                 <w:sz w:val="18"/>
                 <w:szCs w:val="18"/>
               </w:rPr>
-              <w:t xml:space="preserve">x+=14</w:t>
+              <w:t xml:space="preserve">elif a &gt; 5:</w:t>
             </w:r>
           </w:p>
           <w:p>
             <w:pPr>
               <w:spacing w:after="0" w:line="216" w:lineRule="exact"/>
-              <w:ind w:left="360"/>
+              <w:ind w:left="540"/>
             </w:pPr>
             <w:r>
               <w:rPr>
@@ -3469,13 +3399,13 @@
                 <w:sz w:val="18"/>
                 <w:szCs w:val="18"/>
               </w:rPr>
-              <w:t xml:space="preserve">else:</w:t>
+              <w:t xml:space="preserve">x = x + 4</w:t>
             </w:r>
           </w:p>
           <w:p>
             <w:pPr>
               <w:spacing w:after="0" w:line="216" w:lineRule="exact"/>
-              <w:ind w:left="540"/>
+              <w:ind w:left="360"/>
             </w:pPr>
             <w:r>
               <w:rPr>
@@ -3483,13 +3413,13 @@
                 <w:sz w:val="18"/>
                 <w:szCs w:val="18"/>
               </w:rPr>
-              <w:t xml:space="preserve">x+=1</w:t>
+              <w:t xml:space="preserve">else:</w:t>
             </w:r>
           </w:p>
           <w:p>
             <w:pPr>
               <w:spacing w:after="0" w:line="216" w:lineRule="exact"/>
-              <w:ind w:left="180"/>
+              <w:ind w:left="540"/>
             </w:pPr>
             <w:r>
               <w:rPr>
@@ -3497,13 +3427,13 @@
                 <w:sz w:val="18"/>
                 <w:szCs w:val="18"/>
               </w:rPr>
-              <w:t xml:space="preserve">else:</w:t>
+              <w:t xml:space="preserve">x = x + 3</w:t>
             </w:r>
           </w:p>
           <w:p>
             <w:pPr>
               <w:spacing w:after="0" w:line="216" w:lineRule="exact"/>
-              <w:ind w:left="360"/>
+              <w:ind w:left="180"/>
             </w:pPr>
             <w:r>
               <w:rPr>
@@ -3511,7 +3441,21 @@
                 <w:sz w:val="18"/>
                 <w:szCs w:val="18"/>
               </w:rPr>
-              <w:t xml:space="preserve">x+=1</w:t>
+              <w:t xml:space="preserve">else:</w:t>
+            </w:r>
+          </w:p>
+          <w:p>
+            <w:pPr>
+              <w:spacing w:after="0" w:line="216" w:lineRule="exact"/>
+              <w:ind w:left="360"/>
+            </w:pPr>
+            <w:r>
+              <w:rPr>
+                <w:rFonts w:ascii="Courier New" w:hAnsi="Courier New" w:cs="Courier New"/>
+                <w:sz w:val="18"/>
+                <w:szCs w:val="18"/>
+              </w:rPr>
+              <w:t xml:space="preserve">x = x + 4</w:t>
             </w:r>
           </w:p>
           <w:p>
@@ -3542,7 +3486,7 @@
                 <w:sz w:val="20"/>
                 <w:szCs w:val="20"/>
               </w:rPr>
-              <w:t xml:space="preserve">(A) 15</w:t>
+              <w:t xml:space="preserve">(a) 4</w:t>
             </w:r>
             <w:r>
               <w:rPr>
@@ -3558,7 +3502,7 @@
                 <w:sz w:val="20"/>
                 <w:szCs w:val="20"/>
               </w:rPr>
-              <w:t xml:space="preserve">(B) 0</w:t>
+              <w:t xml:space="preserve">(b) 0</w:t>
             </w:r>
             <w:r>
               <w:rPr>
@@ -3574,7 +3518,7 @@
                 <w:sz w:val="20"/>
                 <w:szCs w:val="20"/>
               </w:rPr>
-              <w:t xml:space="preserve">(C) 12</w:t>
+              <w:t xml:space="preserve">(c) 3</w:t>
             </w:r>
           </w:p>
           <w:p>
@@ -3591,7 +3535,7 @@
                 <w:sz w:val="20"/>
                 <w:szCs w:val="20"/>
               </w:rPr>
-              <w:t xml:space="preserve">(D) 10</w:t>
+              <w:t xml:space="preserve">(d) 2</w:t>
             </w:r>
             <w:r>
               <w:rPr>
@@ -3607,7 +3551,7 @@
                 <w:sz w:val="20"/>
                 <w:szCs w:val="20"/>
               </w:rPr>
-              <w:t xml:space="preserve">(E) 11</w:t>
+              <w:t xml:space="preserve">(e) Error</w:t>
             </w:r>
             <w:r>
               <w:rPr>
@@ -3623,7 +3567,7 @@
                 <w:sz w:val="20"/>
                 <w:szCs w:val="20"/>
               </w:rPr>
-              <w:t xml:space="preserve">(F) 14</w:t>
+              <w:t xml:space="preserve">(f) None of the above</w:t>
             </w:r>
           </w:p>
         </w:tc>
@@ -3679,14 +3623,14 @@
                 <w:sz w:val="20"/>
                 <w:szCs w:val="20"/>
               </w:rPr>
-              <w:t xml:space="preserve">A</w:t>
+              <w:t xml:space="preserve">N</w:t>
             </w:r>
           </w:p>
         </w:tc>
       </w:tr>
       <w:tr>
         <w:trPr>
-          <w:trHeight w:val="240"/>
+          <w:trHeight w:val="677"/>
         </w:trPr>
         <w:tc>
           <w:tcPr>
@@ -3756,236 +3700,7 @@
                 <w:sz w:val="22"/>
                 <w:szCs w:val="22"/>
               </w:rPr>
-              <w:t xml:space="preserve">Which of the following is an invalid statement?</w:t>
-            </w:r>
-          </w:p>
-          <w:p>
-            <w:pPr>
-              <w:tabs>
-                <w:tab w:val="left" w:pos="4200"/>
-              </w:tabs>
-              <w:spacing w:after="0" w:line="240" w:lineRule="auto"/>
-            </w:pPr>
-            <w:r>
-              <w:rPr>
-                <w:rFonts w:ascii="Times New Roman" w:hAnsi="Times New Roman" w:cs="Times New Roman"/>
-                <w:sz w:val="20"/>
-                <w:szCs w:val="20"/>
-              </w:rPr>
-              <w:t xml:space="preserve">(A) a,b,c = 1000, 2000, 3000</w:t>
-            </w:r>
-            <w:r>
-              <w:rPr>
-                <w:rFonts w:ascii="Times New Roman" w:hAnsi="Times New Roman" w:cs="Times New Roman"/>
-                <w:sz w:val="20"/>
-                <w:szCs w:val="20"/>
-              </w:rPr>
-              <w:tab/>
-            </w:r>
-            <w:r>
-              <w:rPr>
-                <w:rFonts w:ascii="Times New Roman" w:hAnsi="Times New Roman" w:cs="Times New Roman"/>
-                <w:sz w:val="20"/>
-                <w:szCs w:val="20"/>
-              </w:rPr>
-              <w:t xml:space="preserve">(B) a, b, c = 1000, 2000, 3000</w:t>
-            </w:r>
-          </w:p>
-          <w:p>
-            <w:pPr>
-              <w:tabs>
-                <w:tab w:val="left" w:pos="4200"/>
-              </w:tabs>
-              <w:spacing w:after="0" w:line="240" w:lineRule="auto"/>
-            </w:pPr>
-            <w:r>
-              <w:rPr>
-                <w:rFonts w:ascii="Times New Roman" w:hAnsi="Times New Roman" w:cs="Times New Roman"/>
-                <w:sz w:val="20"/>
-                <w:szCs w:val="20"/>
-              </w:rPr>
-              <w:t xml:space="preserve">(C) abc = 1,000,000</w:t>
-            </w:r>
-            <w:r>
-              <w:rPr>
-                <w:rFonts w:ascii="Times New Roman" w:hAnsi="Times New Roman" w:cs="Times New Roman"/>
-                <w:sz w:val="20"/>
-                <w:szCs w:val="20"/>
-              </w:rPr>
-              <w:tab/>
-            </w:r>
-            <w:r>
-              <w:rPr>
-                <w:rFonts w:ascii="Times New Roman" w:hAnsi="Times New Roman" w:cs="Times New Roman"/>
-                <w:sz w:val="20"/>
-                <w:szCs w:val="20"/>
-              </w:rPr>
-              <w:t xml:space="preserve">(D) a = b = c = 1000</w:t>
-            </w:r>
-          </w:p>
-          <w:p>
-            <w:pPr>
-              <w:tabs>
-                <w:tab w:val="left" w:pos="4200"/>
-              </w:tabs>
-              <w:spacing w:after="0" w:line="240" w:lineRule="auto"/>
-            </w:pPr>
-            <w:r>
-              <w:rPr>
-                <w:rFonts w:ascii="Times New Roman" w:hAnsi="Times New Roman" w:cs="Times New Roman"/>
-                <w:sz w:val="20"/>
-                <w:szCs w:val="20"/>
-              </w:rPr>
-              <w:t xml:space="preserve">(E) a b c = 1000 2000 3000</w:t>
-            </w:r>
-            <w:r>
-              <w:rPr>
-                <w:rFonts w:ascii="Times New Roman" w:hAnsi="Times New Roman" w:cs="Times New Roman"/>
-                <w:sz w:val="20"/>
-                <w:szCs w:val="20"/>
-              </w:rPr>
-              <w:tab/>
-            </w:r>
-            <w:r>
-              <w:rPr>
-                <w:rFonts w:ascii="Times New Roman" w:hAnsi="Times New Roman" w:cs="Times New Roman"/>
-                <w:sz w:val="20"/>
-                <w:szCs w:val="20"/>
-              </w:rPr>
-              <w:t xml:space="preserve">(F) a_b_c = 1,000,000</w:t>
-            </w:r>
-          </w:p>
-        </w:tc>
-        <w:tc>
-          <w:tcPr>
-            <w:tcW w:w="810" w:type="dxa"/>
-          </w:tcPr>
-          <w:p>
-            <w:pPr>
-              <w:spacing w:after="0" w:line="240" w:lineRule="auto"/>
-              <w:jc w:val="center"/>
-              <w:rPr>
-                <w:rFonts w:ascii="Times New Roman" w:hAnsi="Times New Roman"/>
-                <w:b/>
-                <w:bCs/>
-                <w:sz w:val="24"/>
-                <w:szCs w:val="24"/>
-              </w:rPr>
-            </w:pPr>
-            <w:r>
-              <w:rPr>
-                <w:rFonts w:ascii="Times New Roman" w:hAnsi="Times New Roman" w:cs="Times New Roman"/>
-                <w:b/>
-                <w:bCs/>
-                <w:sz w:val="20"/>
-                <w:szCs w:val="20"/>
-              </w:rPr>
-              <w:t xml:space="preserve">1</w:t>
-            </w:r>
-          </w:p>
-        </w:tc>
-        <w:tc>
-          <w:tcPr>
-            <w:tcW w:w="841" w:type="dxa"/>
-          </w:tcPr>
-          <w:p>
-            <w:pPr>
-              <w:spacing w:after="0" w:line="240" w:lineRule="auto"/>
-              <w:jc w:val="center"/>
-              <w:rPr>
-                <w:rFonts w:ascii="Times New Roman" w:hAnsi="Times New Roman"/>
-                <w:b/>
-                <w:bCs/>
-                <w:sz w:val="24"/>
-                <w:szCs w:val="24"/>
-              </w:rPr>
-            </w:pPr>
-            <w:r>
-              <w:rPr>
-                <w:rFonts w:ascii="Times New Roman" w:hAnsi="Times New Roman" w:cs="Times New Roman"/>
-                <w:b/>
-                <w:bCs/>
-                <w:sz w:val="20"/>
-                <w:szCs w:val="20"/>
-              </w:rPr>
-              <w:t xml:space="preserve">U</w:t>
-            </w:r>
-          </w:p>
-        </w:tc>
-      </w:tr>
-      <w:tr>
-        <w:trPr>
-          <w:trHeight w:val="240"/>
-        </w:trPr>
-        <w:tc>
-          <w:tcPr>
-            <w:tcW w:w="642" w:type="dxa"/>
-          </w:tcPr>
-          <w:p>
-            <w:pPr>
-              <w:spacing w:after="0" w:line="240" w:lineRule="auto"/>
-              <w:rPr>
-                <w:rFonts w:ascii="Times New Roman" w:hAnsi="Times New Roman"/>
-                <w:b/>
-                <w:bCs/>
-                <w:sz w:val="24"/>
-                <w:szCs w:val="24"/>
-              </w:rPr>
-            </w:pPr>
-            <w:r>
-              <w:rPr>
-                <w:rFonts w:ascii="Times New Roman" w:hAnsi="Times New Roman" w:cs="Times New Roman"/>
-                <w:b/>
-                <w:bCs/>
-                <w:sz w:val="22"/>
-                <w:szCs w:val="22"/>
-              </w:rPr>
-              <w:t xml:space="preserve"/>
-            </w:r>
-          </w:p>
-        </w:tc>
-        <w:tc>
-          <w:tcPr>
-            <w:tcW w:w="497" w:type="dxa"/>
-          </w:tcPr>
-          <w:p>
-            <w:pPr>
-              <w:spacing w:after="0" w:line="240" w:lineRule="auto"/>
-              <w:rPr>
-                <w:rFonts w:ascii="Times New Roman" w:hAnsi="Times New Roman"/>
-                <w:b/>
-                <w:bCs/>
-                <w:sz w:val="24"/>
-                <w:szCs w:val="24"/>
-              </w:rPr>
-            </w:pPr>
-            <w:r>
-              <w:rPr>
-                <w:rFonts w:ascii="Times New Roman" w:hAnsi="Times New Roman" w:cs="Times New Roman"/>
-                <w:b/>
-                <w:bCs/>
-                <w:sz w:val="22"/>
-                <w:szCs w:val="22"/>
-              </w:rPr>
-              <w:t xml:space="preserve">9)</w:t>
-            </w:r>
-          </w:p>
-        </w:tc>
-        <w:tc>
-          <w:tcPr>
-            <w:tcW w:w="8396" w:type="dxa"/>
-          </w:tcPr>
-          <w:p>
-            <w:pPr>
-              <w:spacing w:after="0" w:line="240" w:lineRule="auto"/>
-            </w:pPr>
-            <w:r>
-              <w:rPr>
-                <w:rFonts w:ascii="Times New Roman" w:hAnsi="Times New Roman" w:cs="Times New Roman"/>
-                <w:sz w:val="22"/>
-                <w:szCs w:val="22"/>
-              </w:rPr>
-              <w:t xml:space="preserve">What are the values of the following Python expressions?</w:t>
+              <w:t xml:space="preserve">What will be the output of the following program on execution?</w:t>
             </w:r>
           </w:p>
           <w:p>
@@ -3999,7 +3714,7 @@
                 <w:sz w:val="18"/>
                 <w:szCs w:val="18"/>
               </w:rPr>
-              <w:t xml:space="preserve">2**(3**2)</w:t>
+              <w:t xml:space="preserve">x=0</w:t>
             </w:r>
           </w:p>
           <w:p>
@@ -4013,7 +3728,7 @@
                 <w:sz w:val="18"/>
                 <w:szCs w:val="18"/>
               </w:rPr>
-              <w:t xml:space="preserve">(2**3)**2</w:t>
+              <w:t xml:space="preserve">count=0</w:t>
             </w:r>
           </w:p>
           <w:p>
@@ -4027,7 +3742,147 @@
                 <w:sz w:val="18"/>
                 <w:szCs w:val="18"/>
               </w:rPr>
-              <w:t xml:space="preserve">2**3**2</w:t>
+              <w:t xml:space="preserve">while x&lt;15:</w:t>
+            </w:r>
+          </w:p>
+          <w:p>
+            <w:pPr>
+              <w:spacing w:after="0" w:line="216" w:lineRule="exact"/>
+              <w:ind w:left="360"/>
+            </w:pPr>
+            <w:r>
+              <w:rPr>
+                <w:rFonts w:ascii="Courier New" w:hAnsi="Courier New" w:cs="Courier New"/>
+                <w:sz w:val="18"/>
+                <w:szCs w:val="18"/>
+              </w:rPr>
+              <w:t xml:space="preserve">if x%2==0:</w:t>
+            </w:r>
+          </w:p>
+          <w:p>
+            <w:pPr>
+              <w:spacing w:after="0" w:line="216" w:lineRule="exact"/>
+              <w:ind w:left="540"/>
+            </w:pPr>
+            <w:r>
+              <w:rPr>
+                <w:rFonts w:ascii="Courier New" w:hAnsi="Courier New" w:cs="Courier New"/>
+                <w:sz w:val="18"/>
+                <w:szCs w:val="18"/>
+              </w:rPr>
+              <w:t xml:space="preserve">x+=1</w:t>
+            </w:r>
+          </w:p>
+          <w:p>
+            <w:pPr>
+              <w:spacing w:after="0" w:line="216" w:lineRule="exact"/>
+              <w:ind w:left="540"/>
+            </w:pPr>
+            <w:r>
+              <w:rPr>
+                <w:rFonts w:ascii="Courier New" w:hAnsi="Courier New" w:cs="Courier New"/>
+                <w:sz w:val="18"/>
+                <w:szCs w:val="18"/>
+              </w:rPr>
+              <w:t xml:space="preserve">continue</w:t>
+            </w:r>
+          </w:p>
+          <w:p>
+            <w:pPr>
+              <w:spacing w:after="0" w:line="216" w:lineRule="exact"/>
+              <w:ind w:left="360"/>
+            </w:pPr>
+            <w:r>
+              <w:rPr>
+                <w:rFonts w:ascii="Courier New" w:hAnsi="Courier New" w:cs="Courier New"/>
+                <w:sz w:val="18"/>
+                <w:szCs w:val="18"/>
+              </w:rPr>
+              <w:t xml:space="preserve">if x%3==0:</w:t>
+            </w:r>
+          </w:p>
+          <w:p>
+            <w:pPr>
+              <w:spacing w:after="0" w:line="216" w:lineRule="exact"/>
+              <w:ind w:left="540"/>
+            </w:pPr>
+            <w:r>
+              <w:rPr>
+                <w:rFonts w:ascii="Courier New" w:hAnsi="Courier New" w:cs="Courier New"/>
+                <w:sz w:val="18"/>
+                <w:szCs w:val="18"/>
+              </w:rPr>
+              <w:t xml:space="preserve">x+=1</w:t>
+            </w:r>
+          </w:p>
+          <w:p>
+            <w:pPr>
+              <w:spacing w:after="0" w:line="216" w:lineRule="exact"/>
+              <w:ind w:left="540"/>
+            </w:pPr>
+            <w:r>
+              <w:rPr>
+                <w:rFonts w:ascii="Courier New" w:hAnsi="Courier New" w:cs="Courier New"/>
+                <w:sz w:val="18"/>
+                <w:szCs w:val="18"/>
+              </w:rPr>
+              <w:t xml:space="preserve">continue</w:t>
+            </w:r>
+          </w:p>
+          <w:p>
+            <w:pPr>
+              <w:spacing w:after="0" w:line="216" w:lineRule="exact"/>
+              <w:ind w:left="360"/>
+            </w:pPr>
+            <w:r>
+              <w:rPr>
+                <w:rFonts w:ascii="Courier New" w:hAnsi="Courier New" w:cs="Courier New"/>
+                <w:sz w:val="18"/>
+                <w:szCs w:val="18"/>
+              </w:rPr>
+              <w:t xml:space="preserve">if count==5:</w:t>
+            </w:r>
+          </w:p>
+          <w:p>
+            <w:pPr>
+              <w:spacing w:after="0" w:line="216" w:lineRule="exact"/>
+              <w:ind w:left="540"/>
+            </w:pPr>
+            <w:r>
+              <w:rPr>
+                <w:rFonts w:ascii="Courier New" w:hAnsi="Courier New" w:cs="Courier New"/>
+                <w:sz w:val="18"/>
+                <w:szCs w:val="18"/>
+              </w:rPr>
+              <w:t xml:space="preserve">break</w:t>
+            </w:r>
+          </w:p>
+          <w:p>
+            <w:pPr>
+              <w:spacing w:after="0" w:line="216" w:lineRule="exact"/>
+              <w:ind w:left="360"/>
+            </w:pPr>
+            <w:r>
+              <w:rPr>
+                <w:rFonts w:ascii="Courier New" w:hAnsi="Courier New" w:cs="Courier New"/>
+                <w:sz w:val="18"/>
+                <w:szCs w:val="18"/>
+              </w:rPr>
+              <w:t xml:space="preserve">count+=1</w:t>
+            </w:r>
+          </w:p>
+          <w:p>
+            <w:pPr>
+              <w:spacing w:after="0" w:line="216" w:lineRule="exact"/>
+              <w:ind w:left="180"/>
+            </w:pPr>
+            <w:r>
+              <w:rPr>
+                <w:rFonts w:ascii="Courier New" w:hAnsi="Courier New" w:cs="Courier New"/>
+                <w:sz w:val="18"/>
+                <w:szCs w:val="18"/>
+              </w:rPr>
+              <w:t xml:space="preserve">print(x,count)</w:t>
             </w:r>
           </w:p>
           <w:p>
@@ -4044,7 +3899,7 @@
                 <w:sz w:val="20"/>
                 <w:szCs w:val="20"/>
               </w:rPr>
-              <w:t xml:space="preserve">(A) 512, 512, 64</w:t>
+              <w:t xml:space="preserve">(a) 5 5</w:t>
             </w:r>
             <w:r>
               <w:rPr>
@@ -4060,7 +3915,7 @@
                 <w:sz w:val="20"/>
                 <w:szCs w:val="20"/>
               </w:rPr>
-              <w:t xml:space="preserve">(B) 512, 64, 512</w:t>
+              <w:t xml:space="preserve">(b) 0 5</w:t>
             </w:r>
             <w:r>
               <w:rPr>
@@ -4076,7 +3931,7 @@
                 <w:sz w:val="20"/>
                 <w:szCs w:val="20"/>
               </w:rPr>
-              <w:t xml:space="preserve">(C) 64, 64, 64</w:t>
+              <w:t xml:space="preserve">(c) 1 5</w:t>
             </w:r>
           </w:p>
           <w:p>
@@ -4093,7 +3948,7 @@
                 <w:sz w:val="20"/>
                 <w:szCs w:val="20"/>
               </w:rPr>
-              <w:t xml:space="preserve">(D) 64, 512, 512</w:t>
+              <w:t xml:space="preserve">(d) 15 5</w:t>
             </w:r>
             <w:r>
               <w:rPr>
@@ -4109,7 +3964,7 @@
                 <w:sz w:val="20"/>
                 <w:szCs w:val="20"/>
               </w:rPr>
-              <w:t xml:space="preserve">(E) 64, 512, 64</w:t>
+              <w:t xml:space="preserve">(e) Error</w:t>
             </w:r>
             <w:r>
               <w:rPr>
@@ -4125,7 +3980,7 @@
                 <w:sz w:val="20"/>
                 <w:szCs w:val="20"/>
               </w:rPr>
-              <w:t xml:space="preserve">(F) 512, 512, 512</w:t>
+              <w:t xml:space="preserve">(f) None of the above</w:t>
             </w:r>
           </w:p>
         </w:tc>
@@ -4181,14 +4036,14 @@
                 <w:sz w:val="20"/>
                 <w:szCs w:val="20"/>
               </w:rPr>
-              <w:t xml:space="preserve">A</w:t>
+              <w:t xml:space="preserve">N</w:t>
             </w:r>
           </w:p>
         </w:tc>
       </w:tr>
       <w:tr>
         <w:trPr>
-          <w:trHeight w:val="240"/>
+          <w:trHeight w:val="677"/>
         </w:trPr>
         <w:tc>
           <w:tcPr>
@@ -4240,7 +4095,7 @@
                 <w:sz w:val="22"/>
                 <w:szCs w:val="22"/>
               </w:rPr>
-              <w:t xml:space="preserve">10)</w:t>
+              <w:t xml:space="preserve">9)</w:t>
             </w:r>
           </w:p>
         </w:tc>
@@ -4258,7 +4113,7 @@
                 <w:sz w:val="22"/>
                 <w:szCs w:val="22"/>
               </w:rPr>
-              <w:t xml:space="preserve">Given the nested if-else structure below, what will be the value of x after code execution completes?</w:t>
+              <w:t xml:space="preserve">What will be the output of the following program on execution?</w:t>
             </w:r>
           </w:p>
           <w:p>
@@ -4272,7 +4127,7 @@
                 <w:sz w:val="18"/>
                 <w:szCs w:val="18"/>
               </w:rPr>
-              <w:t xml:space="preserve">x = 0</w:t>
+              <w:t xml:space="preserve">a=0</w:t>
             </w:r>
           </w:p>
           <w:p>
@@ -4286,7 +4141,7 @@
                 <w:sz w:val="18"/>
                 <w:szCs w:val="18"/>
               </w:rPr>
-              <w:t xml:space="preserve">a = 0</w:t>
+              <w:t xml:space="preserve">b=6</w:t>
             </w:r>
           </w:p>
           <w:p>
@@ -4300,133 +4155,7 @@
                 <w:sz w:val="18"/>
                 <w:szCs w:val="18"/>
               </w:rPr>
-              <w:t xml:space="preserve">b = -5</w:t>
-            </w:r>
-          </w:p>
-          <w:p>
-            <w:pPr>
-              <w:spacing w:after="0" w:line="216" w:lineRule="exact"/>
-              <w:ind w:left="180"/>
-            </w:pPr>
-            <w:r>
-              <w:rPr>
-                <w:rFonts w:ascii="Courier New" w:hAnsi="Courier New" w:cs="Courier New"/>
-                <w:sz w:val="18"/>
-                <w:szCs w:val="18"/>
-              </w:rPr>
-              <w:t xml:space="preserve">if a &gt; 0:</w:t>
-            </w:r>
-          </w:p>
-          <w:p>
-            <w:pPr>
-              <w:spacing w:after="0" w:line="216" w:lineRule="exact"/>
-              <w:ind w:left="360"/>
-            </w:pPr>
-            <w:r>
-              <w:rPr>
-                <w:rFonts w:ascii="Courier New" w:hAnsi="Courier New" w:cs="Courier New"/>
-                <w:sz w:val="18"/>
-                <w:szCs w:val="18"/>
-              </w:rPr>
-              <w:t xml:space="preserve">if b &lt; 0:</w:t>
-            </w:r>
-          </w:p>
-          <w:p>
-            <w:pPr>
-              <w:spacing w:after="0" w:line="216" w:lineRule="exact"/>
-              <w:ind w:left="540"/>
-            </w:pPr>
-            <w:r>
-              <w:rPr>
-                <w:rFonts w:ascii="Courier New" w:hAnsi="Courier New" w:cs="Courier New"/>
-                <w:sz w:val="18"/>
-                <w:szCs w:val="18"/>
-              </w:rPr>
-              <w:t xml:space="preserve">x = x + 5</w:t>
-            </w:r>
-          </w:p>
-          <w:p>
-            <w:pPr>
-              <w:spacing w:after="0" w:line="216" w:lineRule="exact"/>
-              <w:ind w:left="360"/>
-            </w:pPr>
-            <w:r>
-              <w:rPr>
-                <w:rFonts w:ascii="Courier New" w:hAnsi="Courier New" w:cs="Courier New"/>
-                <w:sz w:val="18"/>
-                <w:szCs w:val="18"/>
-              </w:rPr>
-              <w:t xml:space="preserve">elif a &gt; 5:</w:t>
-            </w:r>
-          </w:p>
-          <w:p>
-            <w:pPr>
-              <w:spacing w:after="0" w:line="216" w:lineRule="exact"/>
-              <w:ind w:left="540"/>
-            </w:pPr>
-            <w:r>
-              <w:rPr>
-                <w:rFonts w:ascii="Courier New" w:hAnsi="Courier New" w:cs="Courier New"/>
-                <w:sz w:val="18"/>
-                <w:szCs w:val="18"/>
-              </w:rPr>
-              <w:t xml:space="preserve">x = x + 4</w:t>
-            </w:r>
-          </w:p>
-          <w:p>
-            <w:pPr>
-              <w:spacing w:after="0" w:line="216" w:lineRule="exact"/>
-              <w:ind w:left="360"/>
-            </w:pPr>
-            <w:r>
-              <w:rPr>
-                <w:rFonts w:ascii="Courier New" w:hAnsi="Courier New" w:cs="Courier New"/>
-                <w:sz w:val="18"/>
-                <w:szCs w:val="18"/>
-              </w:rPr>
-              <w:t xml:space="preserve">else:</w:t>
-            </w:r>
-          </w:p>
-          <w:p>
-            <w:pPr>
-              <w:spacing w:after="0" w:line="216" w:lineRule="exact"/>
-              <w:ind w:left="540"/>
-            </w:pPr>
-            <w:r>
-              <w:rPr>
-                <w:rFonts w:ascii="Courier New" w:hAnsi="Courier New" w:cs="Courier New"/>
-                <w:sz w:val="18"/>
-                <w:szCs w:val="18"/>
-              </w:rPr>
-              <w:t xml:space="preserve">x = x + 3</w:t>
-            </w:r>
-          </w:p>
-          <w:p>
-            <w:pPr>
-              <w:spacing w:after="0" w:line="216" w:lineRule="exact"/>
-              <w:ind w:left="180"/>
-            </w:pPr>
-            <w:r>
-              <w:rPr>
-                <w:rFonts w:ascii="Courier New" w:hAnsi="Courier New" w:cs="Courier New"/>
-                <w:sz w:val="18"/>
-                <w:szCs w:val="18"/>
-              </w:rPr>
-              <w:t xml:space="preserve">else:</w:t>
-            </w:r>
-          </w:p>
-          <w:p>
-            <w:pPr>
-              <w:spacing w:after="0" w:line="216" w:lineRule="exact"/>
-              <w:ind w:left="360"/>
-            </w:pPr>
-            <w:r>
-              <w:rPr>
-                <w:rFonts w:ascii="Courier New" w:hAnsi="Courier New" w:cs="Courier New"/>
-                <w:sz w:val="18"/>
-                <w:szCs w:val="18"/>
-              </w:rPr>
-              <w:t xml:space="preserve">x = x + 4</w:t>
+              <w:t xml:space="preserve">x=(a or b) or ((a and a) or (a and b))</w:t>
             </w:r>
           </w:p>
           <w:p>
@@ -4457,7 +4186,7 @@
                 <w:sz w:val="20"/>
                 <w:szCs w:val="20"/>
               </w:rPr>
-              <w:t xml:space="preserve">(A) 5</w:t>
+              <w:t xml:space="preserve">(a) 0</w:t>
             </w:r>
             <w:r>
               <w:rPr>
@@ -4473,7 +4202,7 @@
                 <w:sz w:val="20"/>
                 <w:szCs w:val="20"/>
               </w:rPr>
-              <w:t xml:space="preserve">(B) 2</w:t>
+              <w:t xml:space="preserve">(b) True</w:t>
             </w:r>
             <w:r>
               <w:rPr>
@@ -4489,7 +4218,7 @@
                 <w:sz w:val="20"/>
                 <w:szCs w:val="20"/>
               </w:rPr>
-              <w:t xml:space="preserve">(C) 9</w:t>
+              <w:t xml:space="preserve">(c) False</w:t>
             </w:r>
           </w:p>
           <w:p>
@@ -4506,7 +4235,7 @@
                 <w:sz w:val="20"/>
                 <w:szCs w:val="20"/>
               </w:rPr>
-              <w:t xml:space="preserve">(D) 3</w:t>
+              <w:t xml:space="preserve">(d) 6</w:t>
             </w:r>
             <w:r>
               <w:rPr>
@@ -4522,7 +4251,7 @@
                 <w:sz w:val="20"/>
                 <w:szCs w:val="20"/>
               </w:rPr>
-              <w:t xml:space="preserve">(E) 0</w:t>
+              <w:t xml:space="preserve">(e) Error</w:t>
             </w:r>
             <w:r>
               <w:rPr>
@@ -4538,7 +4267,7 @@
                 <w:sz w:val="20"/>
                 <w:szCs w:val="20"/>
               </w:rPr>
-              <w:t xml:space="preserve">(F) 4</w:t>
+              <w:t xml:space="preserve">(f) None of the above</w:t>
             </w:r>
           </w:p>
         </w:tc>
@@ -4594,14 +4323,14 @@
                 <w:sz w:val="20"/>
                 <w:szCs w:val="20"/>
               </w:rPr>
-              <w:t xml:space="preserve">N</w:t>
+              <w:t xml:space="preserve">A</w:t>
             </w:r>
           </w:p>
         </w:tc>
       </w:tr>
       <w:tr>
         <w:trPr>
-          <w:trHeight w:val="240"/>
+          <w:trHeight w:val="677"/>
         </w:trPr>
         <w:tc>
           <w:tcPr>
@@ -4626,7 +4355,7 @@
                 <w:sz w:val="22"/>
                 <w:szCs w:val="22"/>
               </w:rPr>
-              <w:t xml:space="preserve">Q-2</w:t>
+              <w:t xml:space="preserve"/>
             </w:r>
           </w:p>
         </w:tc>
@@ -4653,7 +4382,7 @@
                 <w:sz w:val="22"/>
                 <w:szCs w:val="22"/>
               </w:rPr>
-              <w:t xml:space="preserve">1)</w:t>
+              <w:t xml:space="preserve">10)</w:t>
             </w:r>
           </w:p>
         </w:tc>
@@ -4671,7 +4400,7 @@
                 <w:sz w:val="22"/>
                 <w:szCs w:val="22"/>
               </w:rPr>
-              <w:t xml:space="preserve">A student creates a new Jupyter Notebook and types the following code in three different cells:</w:t>
+              <w:t xml:space="preserve">What is the output of the following code?</w:t>
             </w:r>
           </w:p>
           <w:p>
@@ -4685,7 +4414,7 @@
                 <w:sz w:val="18"/>
                 <w:szCs w:val="18"/>
               </w:rPr>
-              <w:t xml:space="preserve">Cell-1 :  n = 7</w:t>
+              <w:t xml:space="preserve">n=10</w:t>
             </w:r>
           </w:p>
           <w:p>
@@ -4699,7 +4428,7 @@
                 <w:sz w:val="18"/>
                 <w:szCs w:val="18"/>
               </w:rPr>
-              <w:t xml:space="preserve">Cell-2 :  n = n * 3</w:t>
+              <w:t xml:space="preserve">i=1</w:t>
             </w:r>
           </w:p>
           <w:p>
@@ -4713,46 +4442,245 @@
                 <w:sz w:val="18"/>
                 <w:szCs w:val="18"/>
               </w:rPr>
-              <w:t xml:space="preserve">Cell-3 :  print(n, type(n))</w:t>
-            </w:r>
-          </w:p>
-          <w:p>
-            <w:pPr>
-              <w:spacing w:after="0" w:line="240" w:lineRule="auto"/>
-            </w:pPr>
-            <w:r>
-              <w:rPr>
-                <w:rFonts w:ascii="Times New Roman" w:hAnsi="Times New Roman" w:cs="Times New Roman"/>
-                <w:sz w:val="22"/>
-                <w:szCs w:val="22"/>
-              </w:rPr>
-              <w:t xml:space="preserve">The student runs Cell-3 first, then Cell-1, then Cell-2 and finally runs Cell-3 once again.</w:t>
-            </w:r>
-          </w:p>
-          <w:p>
-            <w:pPr>
-              <w:spacing w:after="0" w:line="240" w:lineRule="auto"/>
-            </w:pPr>
-            <w:r>
-              <w:rPr>
-                <w:rFonts w:ascii="Times New Roman" w:hAnsi="Times New Roman" w:cs="Times New Roman"/>
-                <w:sz w:val="22"/>
-                <w:szCs w:val="22"/>
-              </w:rPr>
-              <w:t xml:space="preserve">(a) State exactly what is displayed by each of the two executions of Cell-3.</w:t>
-            </w:r>
-          </w:p>
-          <w:p>
-            <w:pPr>
-              <w:spacing w:after="0" w:line="240" w:lineRule="auto"/>
-            </w:pPr>
-            <w:r>
-              <w:rPr>
-                <w:rFonts w:ascii="Times New Roman" w:hAnsi="Times New Roman" w:cs="Times New Roman"/>
-                <w:sz w:val="22"/>
-                <w:szCs w:val="22"/>
-              </w:rPr>
-              <w:t xml:space="preserve">(b) Explain the reason for the difference between the two outputs and state the corrective steps that give the intended output.</w:t>
+              <w:t xml:space="preserve">while(i&lt;=n):</w:t>
+            </w:r>
+          </w:p>
+          <w:p>
+            <w:pPr>
+              <w:spacing w:after="0" w:line="216" w:lineRule="exact"/>
+              <w:ind w:left="360"/>
+            </w:pPr>
+            <w:r>
+              <w:rPr>
+                <w:rFonts w:ascii="Courier New" w:hAnsi="Courier New" w:cs="Courier New"/>
+                <w:sz w:val="18"/>
+                <w:szCs w:val="18"/>
+              </w:rPr>
+              <w:t xml:space="preserve">k=0</w:t>
+            </w:r>
+          </w:p>
+          <w:p>
+            <w:pPr>
+              <w:spacing w:after="0" w:line="216" w:lineRule="exact"/>
+              <w:ind w:left="360"/>
+            </w:pPr>
+            <w:r>
+              <w:rPr>
+                <w:rFonts w:ascii="Courier New" w:hAnsi="Courier New" w:cs="Courier New"/>
+                <w:sz w:val="18"/>
+                <w:szCs w:val="18"/>
+              </w:rPr>
+              <w:t xml:space="preserve">if(n%i==0):</w:t>
+            </w:r>
+          </w:p>
+          <w:p>
+            <w:pPr>
+              <w:spacing w:after="0" w:line="216" w:lineRule="exact"/>
+              <w:ind w:left="540"/>
+            </w:pPr>
+            <w:r>
+              <w:rPr>
+                <w:rFonts w:ascii="Courier New" w:hAnsi="Courier New" w:cs="Courier New"/>
+                <w:sz w:val="18"/>
+                <w:szCs w:val="18"/>
+              </w:rPr>
+              <w:t xml:space="preserve">j=1</w:t>
+            </w:r>
+          </w:p>
+          <w:p>
+            <w:pPr>
+              <w:spacing w:after="0" w:line="216" w:lineRule="exact"/>
+              <w:ind w:left="540"/>
+            </w:pPr>
+            <w:r>
+              <w:rPr>
+                <w:rFonts w:ascii="Courier New" w:hAnsi="Courier New" w:cs="Courier New"/>
+                <w:sz w:val="18"/>
+                <w:szCs w:val="18"/>
+              </w:rPr>
+              <w:t xml:space="preserve">while(j&lt;=i):</w:t>
+            </w:r>
+          </w:p>
+          <w:p>
+            <w:pPr>
+              <w:spacing w:after="0" w:line="216" w:lineRule="exact"/>
+              <w:ind w:left="720"/>
+            </w:pPr>
+            <w:r>
+              <w:rPr>
+                <w:rFonts w:ascii="Courier New" w:hAnsi="Courier New" w:cs="Courier New"/>
+                <w:sz w:val="18"/>
+                <w:szCs w:val="18"/>
+              </w:rPr>
+              <w:t xml:space="preserve">if(i%j==0):</w:t>
+            </w:r>
+          </w:p>
+          <w:p>
+            <w:pPr>
+              <w:spacing w:after="0" w:line="216" w:lineRule="exact"/>
+              <w:ind w:left="900"/>
+            </w:pPr>
+            <w:r>
+              <w:rPr>
+                <w:rFonts w:ascii="Courier New" w:hAnsi="Courier New" w:cs="Courier New"/>
+                <w:sz w:val="18"/>
+                <w:szCs w:val="18"/>
+              </w:rPr>
+              <w:t xml:space="preserve">k=k+1</w:t>
+            </w:r>
+          </w:p>
+          <w:p>
+            <w:pPr>
+              <w:spacing w:after="0" w:line="216" w:lineRule="exact"/>
+              <w:ind w:left="720"/>
+            </w:pPr>
+            <w:r>
+              <w:rPr>
+                <w:rFonts w:ascii="Courier New" w:hAnsi="Courier New" w:cs="Courier New"/>
+                <w:sz w:val="18"/>
+                <w:szCs w:val="18"/>
+              </w:rPr>
+              <w:t xml:space="preserve">j=j+1</w:t>
+            </w:r>
+          </w:p>
+          <w:p>
+            <w:pPr>
+              <w:spacing w:after="0" w:line="216" w:lineRule="exact"/>
+              <w:ind w:left="540"/>
+            </w:pPr>
+            <w:r>
+              <w:rPr>
+                <w:rFonts w:ascii="Courier New" w:hAnsi="Courier New" w:cs="Courier New"/>
+                <w:sz w:val="18"/>
+                <w:szCs w:val="18"/>
+              </w:rPr>
+              <w:t xml:space="preserve">if(k==2):</w:t>
+            </w:r>
+          </w:p>
+          <w:p>
+            <w:pPr>
+              <w:spacing w:after="0" w:line="216" w:lineRule="exact"/>
+              <w:ind w:left="720"/>
+            </w:pPr>
+            <w:r>
+              <w:rPr>
+                <w:rFonts w:ascii="Courier New" w:hAnsi="Courier New" w:cs="Courier New"/>
+                <w:sz w:val="18"/>
+                <w:szCs w:val="18"/>
+              </w:rPr>
+              <w:t xml:space="preserve">print(i,end=" ")</w:t>
+            </w:r>
+          </w:p>
+          <w:p>
+            <w:pPr>
+              <w:spacing w:after="0" w:line="216" w:lineRule="exact"/>
+              <w:ind w:left="360"/>
+            </w:pPr>
+            <w:r>
+              <w:rPr>
+                <w:rFonts w:ascii="Courier New" w:hAnsi="Courier New" w:cs="Courier New"/>
+                <w:sz w:val="18"/>
+                <w:szCs w:val="18"/>
+              </w:rPr>
+              <w:t xml:space="preserve">i=i+1</w:t>
+            </w:r>
+          </w:p>
+          <w:p>
+            <w:pPr>
+              <w:tabs>
+                <w:tab w:val="left" w:pos="2800"/>
+                <w:tab w:val="left" w:pos="5600"/>
+              </w:tabs>
+              <w:spacing w:after="0" w:line="240" w:lineRule="auto"/>
+            </w:pPr>
+            <w:r>
+              <w:rPr>
+                <w:rFonts w:ascii="Times New Roman" w:hAnsi="Times New Roman" w:cs="Times New Roman"/>
+                <w:sz w:val="20"/>
+                <w:szCs w:val="20"/>
+              </w:rPr>
+              <w:t xml:space="preserve">(a) 1 2 5 10</w:t>
+            </w:r>
+            <w:r>
+              <w:rPr>
+                <w:rFonts w:ascii="Times New Roman" w:hAnsi="Times New Roman" w:cs="Times New Roman"/>
+                <w:sz w:val="20"/>
+                <w:szCs w:val="20"/>
+              </w:rPr>
+              <w:tab/>
+            </w:r>
+            <w:r>
+              <w:rPr>
+                <w:rFonts w:ascii="Times New Roman" w:hAnsi="Times New Roman" w:cs="Times New Roman"/>
+                <w:sz w:val="20"/>
+                <w:szCs w:val="20"/>
+              </w:rPr>
+              <w:t xml:space="preserve">(b) 2 5</w:t>
+            </w:r>
+            <w:r>
+              <w:rPr>
+                <w:rFonts w:ascii="Times New Roman" w:hAnsi="Times New Roman" w:cs="Times New Roman"/>
+                <w:sz w:val="20"/>
+                <w:szCs w:val="20"/>
+              </w:rPr>
+              <w:tab/>
+            </w:r>
+            <w:r>
+              <w:rPr>
+                <w:rFonts w:ascii="Times New Roman" w:hAnsi="Times New Roman" w:cs="Times New Roman"/>
+                <w:sz w:val="20"/>
+                <w:szCs w:val="20"/>
+              </w:rPr>
+              <w:t xml:space="preserve">(c) 2 3 5 7</w:t>
+            </w:r>
+          </w:p>
+          <w:p>
+            <w:pPr>
+              <w:tabs>
+                <w:tab w:val="left" w:pos="2800"/>
+                <w:tab w:val="left" w:pos="5600"/>
+              </w:tabs>
+              <w:spacing w:after="0" w:line="240" w:lineRule="auto"/>
+            </w:pPr>
+            <w:r>
+              <w:rPr>
+                <w:rFonts w:ascii="Times New Roman" w:hAnsi="Times New Roman" w:cs="Times New Roman"/>
+                <w:sz w:val="20"/>
+                <w:szCs w:val="20"/>
+              </w:rPr>
+              <w:t xml:space="preserve">(d) 2 5 10</w:t>
+            </w:r>
+            <w:r>
+              <w:rPr>
+                <w:rFonts w:ascii="Times New Roman" w:hAnsi="Times New Roman" w:cs="Times New Roman"/>
+                <w:sz w:val="20"/>
+                <w:szCs w:val="20"/>
+              </w:rPr>
+              <w:tab/>
+            </w:r>
+            <w:r>
+              <w:rPr>
+                <w:rFonts w:ascii="Times New Roman" w:hAnsi="Times New Roman" w:cs="Times New Roman"/>
+                <w:sz w:val="20"/>
+                <w:szCs w:val="20"/>
+              </w:rPr>
+              <w:t xml:space="preserve">(e) Error</w:t>
+            </w:r>
+            <w:r>
+              <w:rPr>
+                <w:rFonts w:ascii="Times New Roman" w:hAnsi="Times New Roman" w:cs="Times New Roman"/>
+                <w:sz w:val="20"/>
+                <w:szCs w:val="20"/>
+              </w:rPr>
+              <w:tab/>
+            </w:r>
+            <w:r>
+              <w:rPr>
+                <w:rFonts w:ascii="Times New Roman" w:hAnsi="Times New Roman" w:cs="Times New Roman"/>
+                <w:sz w:val="20"/>
+                <w:szCs w:val="20"/>
+              </w:rPr>
+              <w:t xml:space="preserve">(f) None of the above</w:t>
             </w:r>
           </w:p>
         </w:tc>
@@ -4780,7 +4708,7 @@
                 <w:sz w:val="20"/>
                 <w:szCs w:val="20"/>
               </w:rPr>
-              <w:t xml:space="preserve">3</w:t>
+              <w:t xml:space="preserve">1</w:t>
             </w:r>
           </w:p>
         </w:tc>
@@ -4808,14 +4736,229 @@
                 <w:sz w:val="20"/>
                 <w:szCs w:val="20"/>
               </w:rPr>
-              <w:t xml:space="preserve">U</w:t>
+              <w:t xml:space="preserve">N</w:t>
             </w:r>
           </w:p>
         </w:tc>
       </w:tr>
       <w:tr>
         <w:trPr>
-          <w:trHeight w:val="240"/>
+          <w:trHeight w:val="677"/>
+        </w:trPr>
+        <w:tc>
+          <w:tcPr>
+            <w:tcW w:w="642" w:type="dxa"/>
+          </w:tcPr>
+          <w:p>
+            <w:pPr>
+              <w:spacing w:after="0" w:line="240" w:lineRule="auto"/>
+              <w:rPr>
+                <w:rFonts w:ascii="Times New Roman" w:hAnsi="Times New Roman"/>
+                <w:b/>
+                <w:bCs/>
+                <w:sz w:val="24"/>
+                <w:szCs w:val="24"/>
+              </w:rPr>
+            </w:pPr>
+            <w:r>
+              <w:rPr>
+                <w:rFonts w:ascii="Times New Roman" w:hAnsi="Times New Roman" w:cs="Times New Roman"/>
+                <w:b/>
+                <w:bCs/>
+                <w:sz w:val="22"/>
+                <w:szCs w:val="22"/>
+              </w:rPr>
+              <w:t xml:space="preserve">Q-2</w:t>
+            </w:r>
+          </w:p>
+        </w:tc>
+        <w:tc>
+          <w:tcPr>
+            <w:tcW w:w="497" w:type="dxa"/>
+          </w:tcPr>
+          <w:p>
+            <w:pPr>
+              <w:spacing w:after="0" w:line="240" w:lineRule="auto"/>
+              <w:rPr>
+                <w:rFonts w:ascii="Times New Roman" w:hAnsi="Times New Roman"/>
+                <w:b/>
+                <w:bCs/>
+                <w:sz w:val="24"/>
+                <w:szCs w:val="24"/>
+              </w:rPr>
+            </w:pPr>
+            <w:r>
+              <w:rPr>
+                <w:rFonts w:ascii="Times New Roman" w:hAnsi="Times New Roman" w:cs="Times New Roman"/>
+                <w:b/>
+                <w:bCs/>
+                <w:sz w:val="22"/>
+                <w:szCs w:val="22"/>
+              </w:rPr>
+              <w:t xml:space="preserve">1)</w:t>
+            </w:r>
+          </w:p>
+        </w:tc>
+        <w:tc>
+          <w:tcPr>
+            <w:tcW w:w="8396" w:type="dxa"/>
+          </w:tcPr>
+          <w:p>
+            <w:pPr>
+              <w:spacing w:after="0" w:line="240" w:lineRule="auto"/>
+            </w:pPr>
+            <w:r>
+              <w:rPr>
+                <w:rFonts w:ascii="Times New Roman" w:hAnsi="Times New Roman" w:cs="Times New Roman"/>
+                <w:sz w:val="22"/>
+                <w:szCs w:val="22"/>
+              </w:rPr>
+              <w:t xml:space="preserve">The following statements are executed in one cell of a Jupyter Notebook:</w:t>
+            </w:r>
+          </w:p>
+          <w:p>
+            <w:pPr>
+              <w:spacing w:after="0" w:line="216" w:lineRule="exact"/>
+              <w:ind w:left="180"/>
+            </w:pPr>
+            <w:r>
+              <w:rPr>
+                <w:rFonts w:ascii="Courier New" w:hAnsi="Courier New" w:cs="Courier New"/>
+                <w:sz w:val="18"/>
+                <w:szCs w:val="18"/>
+              </w:rPr>
+              <w:t xml:space="preserve">total = 7 / 2</w:t>
+            </w:r>
+          </w:p>
+          <w:p>
+            <w:pPr>
+              <w:spacing w:after="0" w:line="216" w:lineRule="exact"/>
+              <w:ind w:left="180"/>
+            </w:pPr>
+            <w:r>
+              <w:rPr>
+                <w:rFonts w:ascii="Courier New" w:hAnsi="Courier New" w:cs="Courier New"/>
+                <w:sz w:val="18"/>
+                <w:szCs w:val="18"/>
+              </w:rPr>
+              <w:t xml:space="preserve">count = int(total)</w:t>
+            </w:r>
+          </w:p>
+          <w:p>
+            <w:pPr>
+              <w:spacing w:after="0" w:line="216" w:lineRule="exact"/>
+              <w:ind w:left="180"/>
+            </w:pPr>
+            <w:r>
+              <w:rPr>
+                <w:rFonts w:ascii="Courier New" w:hAnsi="Courier New" w:cs="Courier New"/>
+                <w:sz w:val="18"/>
+                <w:szCs w:val="18"/>
+              </w:rPr>
+              <w:t xml:space="preserve">result = count ** 2 + 9 % 4</w:t>
+            </w:r>
+          </w:p>
+          <w:p>
+            <w:pPr>
+              <w:spacing w:after="0" w:line="216" w:lineRule="exact"/>
+              <w:ind w:left="180"/>
+            </w:pPr>
+            <w:r>
+              <w:rPr>
+                <w:rFonts w:ascii="Courier New" w:hAnsi="Courier New" w:cs="Courier New"/>
+                <w:sz w:val="18"/>
+                <w:szCs w:val="18"/>
+              </w:rPr>
+              <w:t xml:space="preserve">print(result, type(result), type(total))</w:t>
+            </w:r>
+          </w:p>
+          <w:p>
+            <w:pPr>
+              <w:spacing w:after="0" w:line="240" w:lineRule="auto"/>
+            </w:pPr>
+            <w:r>
+              <w:rPr>
+                <w:rFonts w:ascii="Times New Roman" w:hAnsi="Times New Roman" w:cs="Times New Roman"/>
+                <w:sz w:val="22"/>
+                <w:szCs w:val="22"/>
+              </w:rPr>
+              <w:t xml:space="preserve">(i)  Write the exact output produced by the cell.</w:t>
+            </w:r>
+          </w:p>
+          <w:p>
+            <w:pPr>
+              <w:spacing w:after="0" w:line="240" w:lineRule="auto"/>
+            </w:pPr>
+            <w:r>
+              <w:rPr>
+                <w:rFonts w:ascii="Times New Roman" w:hAnsi="Times New Roman" w:cs="Times New Roman"/>
+                <w:sz w:val="22"/>
+                <w:szCs w:val="22"/>
+              </w:rPr>
+              <w:t xml:space="preserve">(ii) Explain the result by stating the order in which the operators / , ** , % and + are applied and what the int() conversion does to the value.</w:t>
+            </w:r>
+          </w:p>
+        </w:tc>
+        <w:tc>
+          <w:tcPr>
+            <w:tcW w:w="810" w:type="dxa"/>
+          </w:tcPr>
+          <w:p>
+            <w:pPr>
+              <w:spacing w:after="0" w:line="240" w:lineRule="auto"/>
+              <w:jc w:val="center"/>
+              <w:rPr>
+                <w:rFonts w:ascii="Times New Roman" w:hAnsi="Times New Roman"/>
+                <w:b/>
+                <w:bCs/>
+                <w:sz w:val="24"/>
+                <w:szCs w:val="24"/>
+              </w:rPr>
+            </w:pPr>
+            <w:r>
+              <w:rPr>
+                <w:rFonts w:ascii="Times New Roman" w:hAnsi="Times New Roman" w:cs="Times New Roman"/>
+                <w:b/>
+                <w:bCs/>
+                <w:sz w:val="20"/>
+                <w:szCs w:val="20"/>
+              </w:rPr>
+              <w:t xml:space="preserve">3</w:t>
+            </w:r>
+          </w:p>
+        </w:tc>
+        <w:tc>
+          <w:tcPr>
+            <w:tcW w:w="841" w:type="dxa"/>
+          </w:tcPr>
+          <w:p>
+            <w:pPr>
+              <w:spacing w:after="0" w:line="240" w:lineRule="auto"/>
+              <w:jc w:val="center"/>
+              <w:rPr>
+                <w:rFonts w:ascii="Times New Roman" w:hAnsi="Times New Roman"/>
+                <w:b/>
+                <w:bCs/>
+                <w:sz w:val="24"/>
+                <w:szCs w:val="24"/>
+              </w:rPr>
+            </w:pPr>
+            <w:r>
+              <w:rPr>
+                <w:rFonts w:ascii="Times New Roman" w:hAnsi="Times New Roman" w:cs="Times New Roman"/>
+                <w:b/>
+                <w:bCs/>
+                <w:sz w:val="20"/>
+                <w:szCs w:val="20"/>
+              </w:rPr>
+              <w:t xml:space="preserve">A</w:t>
+            </w:r>
+          </w:p>
+        </w:tc>
+      </w:tr>
+      <w:tr>
+        <w:trPr>
+          <w:trHeight w:val="677"/>
         </w:trPr>
         <w:tc>
           <w:tcPr>
@@ -6487,7 +6630,6 @@
       <w:tr>
         <w:trPr>
           <w:trHeight w:val="260"/>
-          <w:tblHeader/>
         </w:trPr>
         <w:tc>
           <w:tcPr>
@@ -6599,7 +6741,7 @@
       </w:tr>
       <w:tr>
         <w:trPr>
-          <w:trHeight w:val="240"/>
+          <w:trHeight w:val="260"/>
         </w:trPr>
         <w:tc>
           <w:tcPr>
@@ -6655,7 +6797,7 @@
                 <w:sz w:val="22"/>
                 <w:szCs w:val="22"/>
               </w:rPr>
-              <w:t xml:space="preserve">Write a Python program that reads the total distance travelled by a vehicle in kilometre (float) and the total time taken in minutes (float) from the user. The program should</w:t>
+              <w:t xml:space="preserve">An electricity distribution company wants a billing system for its consumers.</w:t>
             </w:r>
           </w:p>
           <w:p>
@@ -6668,7 +6810,7 @@
                 <w:sz w:val="22"/>
                 <w:szCs w:val="22"/>
               </w:rPr>
-              <w:t xml:space="preserve">(i)    compute and print the average speed in km/hour rounded to two decimal places;</w:t>
+              <w:t xml:space="preserve">First write an algorithm and draw a flowchart for the system described below, and then write a Python program for the same system.</w:t>
             </w:r>
           </w:p>
           <w:p>
@@ -6681,7 +6823,7 @@
                 <w:sz w:val="22"/>
                 <w:szCs w:val="22"/>
               </w:rPr>
-              <w:t xml:space="preserve">(ii)   print the time taken in the form  HH hours MM minutes SS seconds  using only the arithmetic operators // and % together with typecasting (no data structure or built-in string function is allowed);</w:t>
+              <w:t xml:space="preserve">System specification : the program processes the bills of exactly five consumers, one after another, using a loop. For every consumer it reads the consumer number, the previous month meter reading, the current month meter reading (all integers) and the type of connection (1 for domestic, 2 for commercial). The program must</w:t>
             </w:r>
           </w:p>
           <w:p>
@@ -6694,7 +6836,7 @@
                 <w:sz w:val="22"/>
                 <w:szCs w:val="22"/>
               </w:rPr>
-              <w:t xml:space="preserve">(iii)  print the single word FAST if the average speed is more than 60 km/hour and NORMAL otherwise, by using one single line ternary (conditional) expression.</w:t>
+              <w:t xml:space="preserve">a)     validate the readings : if the current reading is smaller than the previous reading, print INVALID READING and read the two readings again, repeating this until a valid pair is entered;</w:t>
             </w:r>
           </w:p>
           <w:p>
@@ -6707,116 +6849,35 @@
                 <w:sz w:val="22"/>
                 <w:szCs w:val="22"/>
               </w:rPr>
-              <w:t xml:space="preserve">Assume suitable sample input and show the output.</w:t>
-            </w:r>
-          </w:p>
-        </w:tc>
-        <w:tc>
-          <w:tcPr>
-            <w:tcW w:w="900" w:type="dxa"/>
-          </w:tcPr>
-          <w:p>
-            <w:pPr>
-              <w:spacing w:after="0" w:line="240" w:lineRule="auto"/>
-              <w:jc w:val="center"/>
-              <w:rPr>
-                <w:rFonts w:ascii="Times New Roman" w:hAnsi="Times New Roman"/>
-                <w:b/>
-                <w:bCs/>
-                <w:sz w:val="24"/>
-                <w:szCs w:val="24"/>
-              </w:rPr>
-            </w:pPr>
-            <w:r>
-              <w:rPr>
-                <w:rFonts w:ascii="Times New Roman" w:hAnsi="Times New Roman" w:cs="Times New Roman"/>
-                <w:b/>
-                <w:bCs/>
-                <w:sz w:val="20"/>
-                <w:szCs w:val="20"/>
-              </w:rPr>
-              <w:t xml:space="preserve">4</w:t>
-            </w:r>
-          </w:p>
-        </w:tc>
-        <w:tc>
-          <w:tcPr>
-            <w:tcW w:w="1348" w:type="dxa"/>
-          </w:tcPr>
-          <w:p>
-            <w:pPr>
-              <w:spacing w:after="0" w:line="240" w:lineRule="auto"/>
-              <w:jc w:val="center"/>
-              <w:jc w:val="center"/>
-              <w:rPr>
-                <w:rFonts w:ascii="Times New Roman" w:hAnsi="Times New Roman"/>
-                <w:b/>
-                <w:bCs/>
-                <w:sz w:val="24"/>
-                <w:szCs w:val="24"/>
-              </w:rPr>
-            </w:pPr>
-            <w:r>
-              <w:rPr>
-                <w:rFonts w:ascii="Times New Roman" w:hAnsi="Times New Roman" w:cs="Times New Roman"/>
-                <w:b/>
-                <w:bCs/>
-                <w:sz w:val="20"/>
-                <w:szCs w:val="20"/>
-              </w:rPr>
-              <w:t xml:space="preserve">A</w:t>
-            </w:r>
-          </w:p>
-        </w:tc>
-      </w:tr>
-      <w:tr>
-        <w:trPr>
-          <w:trHeight w:val="240"/>
-        </w:trPr>
-        <w:tc>
-          <w:tcPr>
-            <w:tcW w:w="620" w:type="dxa"/>
-          </w:tcPr>
-          <w:p>
-            <w:pPr>
-              <w:spacing w:after="0" w:line="240" w:lineRule="auto"/>
-            </w:pPr>
-            <w:r>
-              <w:rPr>
-                <w:rFonts w:ascii="Times New Roman" w:hAnsi="Times New Roman" w:cs="Times New Roman"/>
-                <w:b/>
-                <w:bCs/>
+              <w:t xml:space="preserve">b)     compute the units consumed as current reading minus previous reading;</w:t>
+            </w:r>
+          </w:p>
+          <w:p>
+            <w:pPr>
+              <w:spacing w:after="0" w:line="240" w:lineRule="auto"/>
+            </w:pPr>
+            <w:r>
+              <w:rPr>
+                <w:rFonts w:ascii="Times New Roman" w:hAnsi="Times New Roman" w:cs="Times New Roman"/>
                 <w:sz w:val="22"/>
                 <w:szCs w:val="22"/>
               </w:rPr>
-              <w:t xml:space="preserve"/>
-            </w:r>
-          </w:p>
-        </w:tc>
-        <w:tc>
-          <w:tcPr>
-            <w:tcW w:w="625" w:type="dxa"/>
-          </w:tcPr>
-          <w:p>
-            <w:pPr>
-              <w:spacing w:after="0" w:line="240" w:lineRule="auto"/>
-            </w:pPr>
-            <w:r>
-              <w:rPr>
-                <w:rFonts w:ascii="Times New Roman" w:hAnsi="Times New Roman" w:cs="Times New Roman"/>
-                <w:b/>
-                <w:bCs/>
+              <w:t xml:space="preserve">c)     compute the energy charge : for a domestic connection the first 100 units are charged at Rs. 3 per unit, the next 100 units at Rs. 5 per unit and every remaining unit at Rs. 7 per unit; for a commercial connection every unit is charged at Rs. 9 per unit;</w:t>
+            </w:r>
+          </w:p>
+          <w:p>
+            <w:pPr>
+              <w:spacing w:after="0" w:line="240" w:lineRule="auto"/>
+            </w:pPr>
+            <w:r>
+              <w:rPr>
+                <w:rFonts w:ascii="Times New Roman" w:hAnsi="Times New Roman" w:cs="Times New Roman"/>
                 <w:sz w:val="22"/>
                 <w:szCs w:val="22"/>
               </w:rPr>
-              <w:t xml:space="preserve">(B)</w:t>
-            </w:r>
-          </w:p>
-        </w:tc>
-        <w:tc>
-          <w:tcPr>
-            <w:tcW w:w="8110" w:type="dxa"/>
-          </w:tcPr>
+              <w:t xml:space="preserve">d)     add a service charge of Rs. 50 for a domestic connection and Rs. 150 for a commercial connection, and compute the total bill;</w:t>
+            </w:r>
+          </w:p>
           <w:p>
             <w:pPr>
               <w:spacing w:after="0" w:line="240" w:lineRule="auto"/>
@@ -6827,7 +6888,7 @@
                 <w:sz w:val="22"/>
                 <w:szCs w:val="22"/>
               </w:rPr>
-              <w:t xml:space="preserve">Write a Python program that reads a positive integer N from the user and generates the Collatz sequence starting from N until the value 1 is reached (Rule : if the current value is even, divide it by 2 using integer division; if it is odd, multiply it by 3 and add 1). The program must print</w:t>
+              <w:t xml:space="preserve">e)     print the consumer number, the units consumed, the energy charge, the service charge and the total bill;</w:t>
             </w:r>
           </w:p>
           <w:p>
@@ -6840,7 +6901,7 @@
                 <w:sz w:val="22"/>
                 <w:szCs w:val="22"/>
               </w:rPr>
-              <w:t xml:space="preserve">(i)    every value of the sequence on the same line separated by a single space,</w:t>
+              <w:t xml:space="preserve">f)     print HIGH USAGE if the total bill is more than Rs. 2000 and NORMAL USAGE otherwise;</w:t>
             </w:r>
           </w:p>
           <w:p>
@@ -6853,7 +6914,7 @@
                 <w:sz w:val="22"/>
                 <w:szCs w:val="22"/>
               </w:rPr>
-              <w:t xml:space="preserve">(ii)   the total number of steps taken to reach 1, and</w:t>
+              <w:t xml:space="preserve">g)     after all five consumers have been processed, print how many of them were billed more than Rs. 2000.</w:t>
             </w:r>
           </w:p>
           <w:p>
@@ -6866,33 +6927,7 @@
                 <w:sz w:val="22"/>
                 <w:szCs w:val="22"/>
               </w:rPr>
-              <w:t xml:space="preserve">(iii)  the largest value that appeared in the sequence.</w:t>
-            </w:r>
-          </w:p>
-          <w:p>
-            <w:pPr>
-              <w:spacing w:after="0" w:line="240" w:lineRule="auto"/>
-            </w:pPr>
-            <w:r>
-              <w:rPr>
-                <w:rFonts w:ascii="Times New Roman" w:hAnsi="Times New Roman" w:cs="Times New Roman"/>
-                <w:sz w:val="22"/>
-                <w:szCs w:val="22"/>
-              </w:rPr>
-              <w:t xml:space="preserve">Use of string, list, tuple or any other data structure and their built-in functions is not allowed.</w:t>
-            </w:r>
-          </w:p>
-          <w:p>
-            <w:pPr>
-              <w:spacing w:after="0" w:line="240" w:lineRule="auto"/>
-            </w:pPr>
-            <w:r>
-              <w:rPr>
-                <w:rFonts w:ascii="Times New Roman" w:hAnsi="Times New Roman" w:cs="Times New Roman"/>
-                <w:sz w:val="22"/>
-                <w:szCs w:val="22"/>
-              </w:rPr>
-              <w:t xml:space="preserve">Example :  For N = 6 the sequence is  6 3 10 5 16 8 4 2 1 ,  steps = 8 ,  largest value = 16</w:t>
+              <w:t xml:space="preserve">Use of functions, lists, tuples, dictionaries, sets, files or modules is not allowed.</w:t>
             </w:r>
           </w:p>
         </w:tc>
@@ -6920,7 +6955,7 @@
                 <w:sz w:val="20"/>
                 <w:szCs w:val="20"/>
               </w:rPr>
-              <w:t xml:space="preserve">5</w:t>
+              <w:t xml:space="preserve">(09)</w:t>
             </w:r>
           </w:p>
         </w:tc>
